--- a/people-lead/word/01-ciclo-dezembro-orientacao.docx
+++ b/people-lead/word/01-ciclo-dezembro-orientacao.docx
@@ -579,7 +579,7 @@
         <w:pStyle w:val="Heading3"/>
       </w:pPr>
       <w:r>
-        <w:t>Profissional (Andressa e Ana)</w:t>
+        <w:t>Profissional (Andressa Silva — MAPFRE; Ana Karina — BANCO BRADESCO)</w:t>
       </w:r>
     </w:p>
     <w:p>
@@ -1209,7 +1209,7 @@
               <w:rPr>
                 <w:sz w:val="20"/>
               </w:rPr>
-              <w:t>Ana já vive isso no cliente; Andressa quase não aparece nesse radar</w:t>
+              <w:t>Ana Karina (Bradesco) já vive isso no cliente; Andressa Silva (MAPFRE) quase não aparece nesse radar</w:t>
             </w:r>
           </w:p>
         </w:tc>

--- a/people-lead/word/01-ciclo-dezembro-orientacao.docx
+++ b/people-lead/word/01-ciclo-dezembro-orientacao.docx
@@ -318,7 +318,20 @@
               <w:rPr>
                 <w:sz w:val="20"/>
               </w:rPr>
-              <w:t>People Leads imputam avaliações no Workday</w:t>
+              <w:t>People Leads imputam avaliações no Workday (</w:t>
+            </w:r>
+            <w:r>
+              <w:rPr>
+                <w:b/>
+                <w:sz w:val="20"/>
+              </w:rPr>
+              <w:t>prazo máximo: 11/09</w:t>
+            </w:r>
+            <w:r>
+              <w:rPr>
+                <w:sz w:val="20"/>
+              </w:rPr>
+              <w:t xml:space="preserve"> — confirmado Talent para Ana Karina)</w:t>
             </w:r>
           </w:p>
         </w:tc>
@@ -339,7 +352,7 @@
               <w:rPr>
                 <w:sz w:val="20"/>
               </w:rPr>
-              <w:t>Meados de setembro</w:t>
+              <w:t>Após 11/09</w:t>
             </w:r>
           </w:p>
         </w:tc>
@@ -358,6 +371,70 @@
               <w:rPr>
                 <w:sz w:val="20"/>
               </w:rPr>
+              <w:t>Talent Discussions</w:t>
+            </w:r>
+          </w:p>
+        </w:tc>
+        <w:tc>
+          <w:tcPr>
+            <w:tcW w:type="dxa" w:w="3249"/>
+            <w:shd w:fill="F3F6FA" w:val="clear"/>
+          </w:tcPr>
+          <w:p>
+            <w:r>
+              <w:rPr>
+                <w:sz w:val="20"/>
+              </w:rPr>
+            </w:r>
+            <w:r>
+              <w:rPr>
+                <w:sz w:val="20"/>
+              </w:rPr>
+              <w:t xml:space="preserve">Practice Lead + VPs discutem inputs; podem haver </w:t>
+            </w:r>
+            <w:r>
+              <w:rPr>
+                <w:b/>
+                <w:sz w:val="20"/>
+              </w:rPr>
+              <w:t>ajustes</w:t>
+            </w:r>
+          </w:p>
+        </w:tc>
+      </w:tr>
+      <w:tr>
+        <w:tc>
+          <w:tcPr>
+            <w:tcW w:type="dxa" w:w="3249"/>
+          </w:tcPr>
+          <w:p>
+            <w:r>
+              <w:rPr>
+                <w:sz w:val="20"/>
+              </w:rPr>
+            </w:r>
+            <w:r>
+              <w:rPr>
+                <w:sz w:val="20"/>
+              </w:rPr>
+              <w:t>Meados de setembro</w:t>
+            </w:r>
+          </w:p>
+        </w:tc>
+        <w:tc>
+          <w:tcPr>
+            <w:tcW w:type="dxa" w:w="3249"/>
+          </w:tcPr>
+          <w:p>
+            <w:r>
+              <w:rPr>
+                <w:sz w:val="20"/>
+              </w:rPr>
+            </w:r>
+            <w:r>
+              <w:rPr>
+                <w:sz w:val="20"/>
+              </w:rPr>
               <w:t>Calibração das práticas</w:t>
             </w:r>
           </w:p>
@@ -365,7 +442,6 @@
         <w:tc>
           <w:tcPr>
             <w:tcW w:type="dxa" w:w="3249"/>
-            <w:shd w:fill="F3F6FA" w:val="clear"/>
           </w:tcPr>
           <w:p>
             <w:r>
@@ -386,6 +462,7 @@
         <w:tc>
           <w:tcPr>
             <w:tcW w:type="dxa" w:w="3249"/>
+            <w:shd w:fill="F3F6FA" w:val="clear"/>
           </w:tcPr>
           <w:p>
             <w:r>
@@ -404,6 +481,7 @@
         <w:tc>
           <w:tcPr>
             <w:tcW w:type="dxa" w:w="3249"/>
+            <w:shd w:fill="F3F6FA" w:val="clear"/>
           </w:tcPr>
           <w:p>
             <w:r>
@@ -422,6 +500,7 @@
         <w:tc>
           <w:tcPr>
             <w:tcW w:type="dxa" w:w="3249"/>
+            <w:shd w:fill="F3F6FA" w:val="clear"/>
           </w:tcPr>
           <w:p>
             <w:r>
@@ -442,7 +521,6 @@
         <w:tc>
           <w:tcPr>
             <w:tcW w:type="dxa" w:w="3249"/>
-            <w:shd w:fill="F3F6FA" w:val="clear"/>
           </w:tcPr>
           <w:p>
             <w:r>
@@ -461,7 +539,6 @@
         <w:tc>
           <w:tcPr>
             <w:tcW w:type="dxa" w:w="3249"/>
-            <w:shd w:fill="F3F6FA" w:val="clear"/>
           </w:tcPr>
           <w:p>
             <w:r>
@@ -480,7 +557,6 @@
         <w:tc>
           <w:tcPr>
             <w:tcW w:type="dxa" w:w="3249"/>
-            <w:shd w:fill="F3F6FA" w:val="clear"/>
           </w:tcPr>
           <w:p>
             <w:r>
@@ -501,6 +577,7 @@
         <w:tc>
           <w:tcPr>
             <w:tcW w:type="dxa" w:w="3249"/>
+            <w:shd w:fill="F3F6FA" w:val="clear"/>
           </w:tcPr>
           <w:p>
             <w:r>
@@ -519,6 +596,7 @@
         <w:tc>
           <w:tcPr>
             <w:tcW w:type="dxa" w:w="3249"/>
+            <w:shd w:fill="F3F6FA" w:val="clear"/>
           </w:tcPr>
           <w:p>
             <w:r>
@@ -537,6 +615,7 @@
         <w:tc>
           <w:tcPr>
             <w:tcW w:type="dxa" w:w="3249"/>
+            <w:shd w:fill="F3F6FA" w:val="clear"/>
           </w:tcPr>
           <w:p>
             <w:r>
@@ -560,10 +639,19 @@
         <w:rPr>
           <w:b/>
         </w:rPr>
-        <w:t>Hoje (24/08/2026):</w:t>
+        <w:t>Hoje (28/08/2026):</w:t>
       </w:r>
       <w:r>
-        <w:t xml:space="preserve"> estamos entre o prework dos projetos e a janela de setembro. É o momento de fechar prioridades, autoavaliação e conversa PL ↔ profissional.</w:t>
+        <w:t xml:space="preserve"> prazo da autorreflexão do profissional (28/08). Input do People Lead no ABCD Form até </w:t>
+      </w:r>
+      <w:r>
+        <w:rPr>
+          <w:b/>
+        </w:rPr>
+        <w:t>11/09</w:t>
+      </w:r>
+      <w:r>
+        <w:t>. Talent Discussions em seguida.</w:t>
       </w:r>
     </w:p>
     <w:p>
